--- a/module-03-organic-molecules/module-03-organic-molecules-practice-quiz.docx
+++ b/module-03-organic-molecules/module-03-organic-molecules-practice-quiz.docx
@@ -24,9 +24,6 @@
       </w:r>
       <w:r>
         <w:t>Why is carbon the backbone of most biological molecules?</w:t>
-      </w:r>
-      <w:r>
-        <w:br/>
       </w:r>
       <w:r>
         <w:br/>
@@ -104,9 +101,6 @@
         <w:br/>
       </w:r>
       <w:r>
-        <w:br/>
-      </w:r>
-      <w:r>
         <w:t>A. dehydration synthesis</w:t>
       </w:r>
     </w:p>
@@ -179,9 +173,6 @@
         <w:br/>
       </w:r>
       <w:r>
-        <w:br/>
-      </w:r>
-      <w:r>
         <w:t>A. replication</w:t>
       </w:r>
     </w:p>
@@ -249,9 +240,6 @@
       </w:r>
       <w:r>
         <w:t>Which pairing of molecule and job is correct?</w:t>
-      </w:r>
-      <w:r>
-        <w:br/>
       </w:r>
       <w:r>
         <w:br/>

--- a/module-03-organic-molecules/module-03-organic-molecules-practice-quiz.docx
+++ b/module-03-organic-molecules/module-03-organic-molecules-practice-quiz.docx
@@ -16,288 +16,336 @@
       </w:r>
     </w:p>
     <w:p>
+      <w:pPr>
+        <w:keepNext/>
+        <w:keepLines/>
+      </w:pPr>
       <w:r>
-        <w:t xml:space="preserve">• </w:t>
-      </w:r>
-      <w:r>
-        <w:br/>
+        <w:t xml:space="preserve">1. </w:t>
       </w:r>
       <w:r>
         <w:t>Why is carbon the backbone of most biological molecules?</w:t>
       </w:r>
+    </w:p>
+    <w:p>
+      <w:pPr>
+        <w:keepNext/>
+        <w:keepLines/>
+      </w:pPr>
       <w:r>
-        <w:br/>
+        <w:t xml:space="preserve">• </w:t>
       </w:r>
       <w:r>
         <w:t>A. Carbon is the heaviest atom in cells.</w:t>
       </w:r>
     </w:p>
     <w:p>
+      <w:pPr>
+        <w:keepNext/>
+        <w:keepLines/>
+      </w:pPr>
       <w:r>
         <w:t xml:space="preserve">• </w:t>
-      </w:r>
-      <w:r>
-        <w:br/>
       </w:r>
       <w:r>
         <w:t>B. Carbon cannot bond to other atoms.</w:t>
       </w:r>
     </w:p>
     <w:p>
+      <w:pPr>
+        <w:keepNext/>
+        <w:keepLines/>
+      </w:pPr>
       <w:r>
         <w:t xml:space="preserve">• </w:t>
-      </w:r>
-      <w:r>
-        <w:br/>
       </w:r>
       <w:r>
         <w:t>C. Carbon forms up to four stable bonds, building diverse chains and rings.</w:t>
       </w:r>
     </w:p>
     <w:p>
+      <w:pPr>
+        <w:keepNext/>
+        <w:keepLines/>
+      </w:pPr>
       <w:r>
         <w:t xml:space="preserve">• </w:t>
-      </w:r>
-      <w:r>
-        <w:br/>
       </w:r>
       <w:r>
         <w:t>D. Carbon is found only in sugars.</w:t>
       </w:r>
     </w:p>
     <w:p>
+      <w:pPr>
+        <w:keepNext/>
+        <w:keepLines/>
+      </w:pPr>
       <w:r>
         <w:t xml:space="preserve">• </w:t>
-      </w:r>
-      <w:r>
-        <w:br/>
       </w:r>
       <w:r>
         <w:t>Answer: C</w:t>
       </w:r>
     </w:p>
     <w:p>
+      <w:pPr>
+        <w:keepNext w:val="0"/>
+        <w:keepLines/>
+      </w:pPr>
       <w:r>
         <w:t xml:space="preserve">• </w:t>
-      </w:r>
-      <w:r>
-        <w:br/>
       </w:r>
       <w:r>
         <w:t>Why: Carbon's ability to form four stable bonds allows large, varied molecules, which is the basis of life's chemical diversity.</w:t>
       </w:r>
     </w:p>
     <w:p>
+      <w:pPr>
+        <w:keepNext/>
+        <w:keepLines/>
+      </w:pPr>
       <w:r>
-        <w:t xml:space="preserve">• </w:t>
-      </w:r>
-      <w:r>
-        <w:br/>
+        <w:t xml:space="preserve">2. </w:t>
       </w:r>
       <w:r>
         <w:t>Cells join two monomers into a polymer by removing a water molecule. This reaction is called:</w:t>
       </w:r>
+    </w:p>
+    <w:p>
+      <w:pPr>
+        <w:keepNext/>
+        <w:keepLines/>
+      </w:pPr>
       <w:r>
-        <w:br/>
+        <w:t xml:space="preserve">• </w:t>
       </w:r>
       <w:r>
         <w:t>A. dehydration synthesis</w:t>
       </w:r>
     </w:p>
     <w:p>
+      <w:pPr>
+        <w:keepNext/>
+        <w:keepLines/>
+      </w:pPr>
       <w:r>
         <w:t xml:space="preserve">• </w:t>
-      </w:r>
-      <w:r>
-        <w:br/>
       </w:r>
       <w:r>
         <w:t>B. hydrolysis</w:t>
       </w:r>
     </w:p>
     <w:p>
+      <w:pPr>
+        <w:keepNext/>
+        <w:keepLines/>
+      </w:pPr>
       <w:r>
         <w:t xml:space="preserve">• </w:t>
-      </w:r>
-      <w:r>
-        <w:br/>
       </w:r>
       <w:r>
         <w:t>C. denaturation</w:t>
       </w:r>
     </w:p>
     <w:p>
+      <w:pPr>
+        <w:keepNext/>
+        <w:keepLines/>
+      </w:pPr>
       <w:r>
         <w:t xml:space="preserve">• </w:t>
-      </w:r>
-      <w:r>
-        <w:br/>
       </w:r>
       <w:r>
         <w:t>D. diffusion</w:t>
       </w:r>
     </w:p>
     <w:p>
+      <w:pPr>
+        <w:keepNext/>
+        <w:keepLines/>
+      </w:pPr>
       <w:r>
         <w:t xml:space="preserve">• </w:t>
-      </w:r>
-      <w:r>
-        <w:br/>
       </w:r>
       <w:r>
         <w:t>Answer: A</w:t>
       </w:r>
     </w:p>
     <w:p>
+      <w:pPr>
+        <w:keepNext w:val="0"/>
+        <w:keepLines/>
+      </w:pPr>
       <w:r>
         <w:t xml:space="preserve">• </w:t>
-      </w:r>
-      <w:r>
-        <w:br/>
       </w:r>
       <w:r>
         <w:t>Why: Dehydration synthesis links monomers by removing water. Hydrolysis is the reverse: adding water to break the bond.</w:t>
       </w:r>
     </w:p>
     <w:p>
+      <w:pPr>
+        <w:keepNext/>
+        <w:keepLines/>
+      </w:pPr>
       <w:r>
-        <w:t xml:space="preserve">• </w:t>
-      </w:r>
-      <w:r>
-        <w:br/>
+        <w:t xml:space="preserve">3. </w:t>
       </w:r>
       <w:r>
         <w:t>A protein is heated until it loses its three-dimensional shape and stops working. This change is called:</w:t>
       </w:r>
+    </w:p>
+    <w:p>
+      <w:pPr>
+        <w:keepNext/>
+        <w:keepLines/>
+      </w:pPr>
       <w:r>
-        <w:br/>
+        <w:t xml:space="preserve">• </w:t>
       </w:r>
       <w:r>
         <w:t>A. replication</w:t>
       </w:r>
     </w:p>
     <w:p>
+      <w:pPr>
+        <w:keepNext/>
+        <w:keepLines/>
+      </w:pPr>
       <w:r>
         <w:t xml:space="preserve">• </w:t>
-      </w:r>
-      <w:r>
-        <w:br/>
       </w:r>
       <w:r>
         <w:t>B. polymerization</w:t>
       </w:r>
     </w:p>
     <w:p>
+      <w:pPr>
+        <w:keepNext/>
+        <w:keepLines/>
+      </w:pPr>
       <w:r>
         <w:t xml:space="preserve">• </w:t>
-      </w:r>
-      <w:r>
-        <w:br/>
       </w:r>
       <w:r>
         <w:t>C. hydrolysis</w:t>
       </w:r>
     </w:p>
     <w:p>
+      <w:pPr>
+        <w:keepNext/>
+        <w:keepLines/>
+      </w:pPr>
       <w:r>
         <w:t xml:space="preserve">• </w:t>
-      </w:r>
-      <w:r>
-        <w:br/>
       </w:r>
       <w:r>
         <w:t>D. denaturation</w:t>
       </w:r>
     </w:p>
     <w:p>
+      <w:pPr>
+        <w:keepNext/>
+        <w:keepLines/>
+      </w:pPr>
       <w:r>
         <w:t xml:space="preserve">• </w:t>
-      </w:r>
-      <w:r>
-        <w:br/>
       </w:r>
       <w:r>
         <w:t>Answer: D</w:t>
       </w:r>
     </w:p>
     <w:p>
+      <w:pPr>
+        <w:keepNext w:val="0"/>
+        <w:keepLines/>
+      </w:pPr>
       <w:r>
         <w:t xml:space="preserve">• </w:t>
-      </w:r>
-      <w:r>
-        <w:br/>
       </w:r>
       <w:r>
         <w:t>Why: Denaturation is loss of shape. Because a protein's function depends on its shape, the protein stops working.</w:t>
       </w:r>
     </w:p>
     <w:p>
+      <w:pPr>
+        <w:keepNext/>
+        <w:keepLines/>
+      </w:pPr>
       <w:r>
-        <w:t xml:space="preserve">• </w:t>
-      </w:r>
-      <w:r>
-        <w:br/>
+        <w:t xml:space="preserve">4. </w:t>
       </w:r>
       <w:r>
         <w:t>Which pairing of molecule and job is correct?</w:t>
       </w:r>
+    </w:p>
+    <w:p>
+      <w:pPr>
+        <w:keepNext/>
+        <w:keepLines/>
+      </w:pPr>
       <w:r>
-        <w:br/>
+        <w:t xml:space="preserve">• </w:t>
       </w:r>
       <w:r>
         <w:t>A. Lipids store genetic information.</w:t>
       </w:r>
     </w:p>
     <w:p>
+      <w:pPr>
+        <w:keepNext/>
+        <w:keepLines/>
+      </w:pPr>
       <w:r>
         <w:t xml:space="preserve">• </w:t>
-      </w:r>
-      <w:r>
-        <w:br/>
       </w:r>
       <w:r>
         <w:t>B. Nucleic acids store genetic information.</w:t>
       </w:r>
     </w:p>
     <w:p>
+      <w:pPr>
+        <w:keepNext/>
+        <w:keepLines/>
+      </w:pPr>
       <w:r>
         <w:t xml:space="preserve">• </w:t>
-      </w:r>
-      <w:r>
-        <w:br/>
       </w:r>
       <w:r>
         <w:t>C. Carbohydrates always speed up reactions.</w:t>
       </w:r>
     </w:p>
     <w:p>
+      <w:pPr>
+        <w:keepNext/>
+        <w:keepLines/>
+      </w:pPr>
       <w:r>
         <w:t xml:space="preserve">• </w:t>
-      </w:r>
-      <w:r>
-        <w:br/>
       </w:r>
       <w:r>
         <w:t>D. Proteins are the main long-term energy store.</w:t>
       </w:r>
     </w:p>
     <w:p>
+      <w:pPr>
+        <w:keepNext/>
+        <w:keepLines/>
+      </w:pPr>
       <w:r>
         <w:t xml:space="preserve">• </w:t>
-      </w:r>
-      <w:r>
-        <w:br/>
       </w:r>
       <w:r>
         <w:t>Answer: B</w:t>
       </w:r>
     </w:p>
     <w:p>
+      <w:pPr>
+        <w:keepNext w:val="0"/>
+        <w:keepLines/>
+      </w:pPr>
       <w:r>
         <w:t xml:space="preserve">• </w:t>
-      </w:r>
-      <w:r>
-        <w:br/>
       </w:r>
       <w:r>
         <w:t>Why: Nucleic acids (DNA and RNA) store information. Carbohydrates and lipids store energy, and proteins do most cellular work.</w:t>
@@ -739,7 +787,7 @@
       <w:rFonts w:asciiTheme="majorHAnsi" w:eastAsiaTheme="majorEastAsia" w:hAnsiTheme="majorHAnsi" w:cstheme="majorBidi"/>
       <w:b/>
       <w:bCs/>
-      <w:color w:val="365F91" w:themeColor="accent1" w:themeShade="BF"/>
+      <w:color w:val="000000"/>
       <w:sz w:val="28"/>
       <w:szCs w:val="28"/>
     </w:rPr>
@@ -763,7 +811,7 @@
       <w:rFonts w:asciiTheme="majorHAnsi" w:eastAsiaTheme="majorEastAsia" w:hAnsiTheme="majorHAnsi" w:cstheme="majorBidi"/>
       <w:b/>
       <w:bCs/>
-      <w:color w:val="4F81BD" w:themeColor="accent1"/>
+      <w:color w:val="000000"/>
       <w:sz w:val="26"/>
       <w:szCs w:val="26"/>
     </w:rPr>
@@ -787,7 +835,7 @@
       <w:rFonts w:asciiTheme="majorHAnsi" w:eastAsiaTheme="majorEastAsia" w:hAnsiTheme="majorHAnsi" w:cstheme="majorBidi"/>
       <w:b/>
       <w:bCs/>
-      <w:color w:val="4F81BD" w:themeColor="accent1"/>
+      <w:color w:val="000000"/>
     </w:rPr>
   </w:style>
   <w:style w:type="paragraph" w:styleId="Heading4">
@@ -812,7 +860,7 @@
       <w:bCs/>
       <w:i/>
       <w:iCs/>
-      <w:color w:val="4F81BD" w:themeColor="accent1"/>
+      <w:color w:val="000000"/>
     </w:rPr>
   </w:style>
   <w:style w:type="paragraph" w:styleId="Heading5">
@@ -833,7 +881,7 @@
     </w:pPr>
     <w:rPr>
       <w:rFonts w:asciiTheme="majorHAnsi" w:eastAsiaTheme="majorEastAsia" w:hAnsiTheme="majorHAnsi" w:cstheme="majorBidi"/>
-      <w:color w:val="243F60" w:themeColor="accent1" w:themeShade="7F"/>
+      <w:color w:val="000000"/>
     </w:rPr>
   </w:style>
   <w:style w:type="paragraph" w:styleId="Heading6">
@@ -856,7 +904,7 @@
       <w:rFonts w:asciiTheme="majorHAnsi" w:eastAsiaTheme="majorEastAsia" w:hAnsiTheme="majorHAnsi" w:cstheme="majorBidi"/>
       <w:i/>
       <w:iCs/>
-      <w:color w:val="243F60" w:themeColor="accent1" w:themeShade="7F"/>
+      <w:color w:val="000000"/>
     </w:rPr>
   </w:style>
   <w:style w:type="paragraph" w:styleId="Heading7">
@@ -1026,7 +1074,7 @@
     </w:pPr>
     <w:rPr>
       <w:rFonts w:asciiTheme="majorHAnsi" w:eastAsiaTheme="majorEastAsia" w:hAnsiTheme="majorHAnsi" w:cstheme="majorBidi"/>
-      <w:color w:val="17365D" w:themeColor="text2" w:themeShade="BF"/>
+      <w:color w:val="000000"/>
       <w:spacing w:val="5"/>
       <w:kern w:val="28"/>
       <w:sz w:val="52"/>
@@ -1065,7 +1113,7 @@
       <w:rFonts w:asciiTheme="majorHAnsi" w:eastAsiaTheme="majorEastAsia" w:hAnsiTheme="majorHAnsi" w:cstheme="majorBidi"/>
       <w:i/>
       <w:iCs/>
-      <w:color w:val="4F81BD" w:themeColor="accent1"/>
+      <w:color w:val="000000"/>
       <w:spacing w:val="15"/>
       <w:sz w:val="24"/>
       <w:szCs w:val="24"/>
